--- a/courts/ninth-circuit/california/state/court-of-appeal-fifth-district/reply-brief/usage/OUTPUT-reply-brief.docx
+++ b/courts/ninth-circuit/california/state/court-of-appeal-fifth-district/reply-brief/usage/OUTPUT-reply-brief.docx
@@ -648,9 +648,7 @@
               <w:t xml:space="preserve"> </w:t>
             </w:r>
             <w:r>
-              <w:t xml:space="preserve">1</w:t>
-              <w:noBreakHyphen/>
-              <w:t xml:space="preserve">10,</w:t>
+              <w:t xml:space="preserve">1-⁠10,</w:t>
             </w:r>
           </w:p>
           <w:p>
@@ -1082,11 +1080,7 @@
         <w:t xml:space="preserve"> </w:t>
       </w:r>
       <w:r>
-        <w:t xml:space="preserve">562</w:t>
-        <w:noBreakHyphen/>
-        <w:t xml:space="preserve">216</w:t>
-        <w:noBreakHyphen/>
-        <w:t xml:space="preserve">4444</w:t>
+        <w:t xml:space="preserve">562-⁠216-⁠4444</w:t>
       </w:r>
     </w:p>
     <w:p>
@@ -4992,9 +4986,7 @@
         <w:t xml:space="preserve"> </w:t>
       </w:r>
       <w:r>
-        <w:t xml:space="preserve">1-CE-CG</w:t>
-        <w:noBreakHyphen/>
-        <w:t xml:space="preserve">00029</w:t>
+        <w:t xml:space="preserve">1-CE-CG-⁠00029</w:t>
       </w:r>
       <w:r>
         <w:t xml:space="preserve">   </w:t>
@@ -7906,9 +7898,7 @@
         <w:t xml:space="preserve"> </w:t>
       </w:r>
       <w:r>
-        <w:t xml:space="preserve">18-cv</w:t>
-        <w:noBreakHyphen/>
-        <w:t xml:space="preserve">02317)</w:t>
+        <w:t xml:space="preserve">18-cv-⁠02317)</w:t>
       </w:r>
       <w:r>
         <w:t xml:space="preserve"> </w:t>
@@ -9114,9 +9104,7 @@
         <w:t xml:space="preserve"> </w:t>
       </w:r>
       <w:r>
-        <w:t xml:space="preserve">17170</w:t>
-        <w:noBreakHyphen/>
-        <w:t xml:space="preserve">17180</w:t>
+        <w:t xml:space="preserve">17170-⁠17180</w:t>
       </w:r>
       <w:r>
         <w:t xml:space="preserve">   </w:t>
@@ -10058,9 +10046,7 @@
         <w:t xml:space="preserve"> </w:t>
       </w:r>
       <w:r>
-        <w:t xml:space="preserve">(2015</w:t>
-        <w:noBreakHyphen/>
-        <w:t xml:space="preserve">2016</w:t>
+        <w:t xml:space="preserve">(2015-⁠2016</w:t>
       </w:r>
       <w:r>
         <w:t xml:space="preserve"> </w:t>
@@ -10118,9 +10104,7 @@
         <w:t xml:space="preserve"> </w:t>
       </w:r>
       <w:r>
-        <w:t xml:space="preserve">(2015</w:t>
-        <w:noBreakHyphen/>
-        <w:t xml:space="preserve">2016</w:t>
+        <w:t xml:space="preserve">(2015-⁠2016</w:t>
       </w:r>
       <w:r>
         <w:t xml:space="preserve"> </w:t>
@@ -10499,19 +10483,7 @@
         <w:pStyle w:val="BodyText"/>
       </w:pPr>
       <w:r>
-        <w:t xml:space="preserve">The Challenged Regulations impose many far-reaching changes to California law about the registration of certain “assault weapons” under Assembly Bill 1135 and Senate Bill 880. As explained in Appellants’ Opening Brief, the regulations unlawfully set forth detailed criteria about the types of firearms that must be registered, who may register them, and the conditions and obligations of registration. (A.O.B. at pp. 31</w:t>
-      </w:r>
-      <w:r>
-        <w:noBreakHyphen/>
-      </w:r>
-      <w:r>
-        <w:t xml:space="preserve">48.) In response, DOJ argues that this appeal is entirely moot because the Challenged Regulations no longer have any impact. (Resp. Br. at pp. 21</w:t>
-      </w:r>
-      <w:r>
-        <w:noBreakHyphen/>
-      </w:r>
-      <w:r>
-        <w:t xml:space="preserve">23.) This argument stems from the myopic view that the Challenged Regulations had relevancy only during the brief period that DOJ was accepting new registrations. This interpretation is simply wrong.</w:t>
+        <w:t xml:space="preserve">The Challenged Regulations impose many far-reaching changes to California law about the registration of certain “assault weapons” under Assembly Bill 1135 and Senate Bill 880. As explained in Appellants’ Opening Brief, the regulations unlawfully set forth detailed criteria about the types of firearms that must be registered, who may register them, and the conditions and obligations of registration. (A.O.B. at pp. 31-⁠48.) In response, DOJ argues that this appeal is entirely moot because the Challenged Regulations no longer have any impact. (Resp. Br. at pp. 21-⁠23.) This argument stems from the myopic view that the Challenged Regulations had relevancy only during the brief period that DOJ was accepting new registrations. This interpretation is simply wrong.</w:t>
       </w:r>
     </w:p>
     <w:p>
@@ -11091,19 +11063,7 @@
         <w:t xml:space="preserve"> </w:t>
       </w:r>
       <w:r>
-        <w:t xml:space="preserve">(E.D. Cal., June 19, 2019, No. 18-cv</w:t>
-      </w:r>
-      <w:r>
-        <w:noBreakHyphen/>
-      </w:r>
-      <w:r>
-        <w:t xml:space="preserve">02317) 2019 WL 2615754 at pp. *1</w:t>
-      </w:r>
-      <w:r>
-        <w:noBreakHyphen/>
-      </w:r>
-      <w:r>
-        <w:t xml:space="preserve">2.) The</w:t>
+        <w:t xml:space="preserve">(E.D. Cal., June 19, 2019, No. 18-cv-⁠02317) 2019 WL 2615754 at pp. *1-⁠2.) The</w:t>
       </w:r>
       <w:r>
         <w:t xml:space="preserve"> </w:t>
@@ -11119,13 +11079,7 @@
         <w:t xml:space="preserve"> </w:t>
       </w:r>
       <w:r>
-        <w:t xml:space="preserve">court recently ruled that the plaintiffs had alleged valid due process claims, acknowledging that DOJ’s “own policies can support a finding of deliberate indifference” to plaintiffs’ constitutional rights. (Id. at pp. *3</w:t>
-      </w:r>
-      <w:r>
-        <w:noBreakHyphen/>
-      </w:r>
-      <w:r>
-        <w:t xml:space="preserve">4.) Among other things, the</w:t>
+        <w:t xml:space="preserve">court recently ruled that the plaintiffs had alleged valid due process claims, acknowledging that DOJ’s “own policies can support a finding of deliberate indifference” to plaintiffs’ constitutional rights. (Id. at pp. *3-⁠4.) Among other things, the</w:t>
       </w:r>
       <w:r>
         <w:t xml:space="preserve"> </w:t>
@@ -11157,13 +11111,7 @@
         <w:t xml:space="preserve"> </w:t>
       </w:r>
       <w:r>
-        <w:t xml:space="preserve">(E.D. Cal., Sept. 21, 2018, No. 18-cv</w:t>
-      </w:r>
-      <w:r>
-        <w:noBreakHyphen/>
-      </w:r>
-      <w:r>
-        <w:t xml:space="preserve">02317) 2019 WL 2615754.)</w:t>
+        <w:t xml:space="preserve">(E.D. Cal., Sept. 21, 2018, No. 18-cv-⁠02317) 2019 WL 2615754.)</w:t>
       </w:r>
     </w:p>
     <w:p>
@@ -11811,13 +11759,7 @@
         <w:t xml:space="preserve"> </w:t>
       </w:r>
       <w:r>
-        <w:t xml:space="preserve">30515 and the legislative history of AB 1135 and SB 880. (A.O.B. at pp. 39</w:t>
-      </w:r>
-      <w:r>
-        <w:noBreakHyphen/>
-      </w:r>
-      <w:r>
-        <w:t xml:space="preserve">41.) Should Appellants prevail on their claim that DOJ cannot unilaterally require the registration of “bullet-button shotguns,” the rights of “bullet-button shotgun” owners, including some Appellants, will be directly affected, as they would not be limited by the restrictive use, transfer, and transportation restrictions that apply to lawfully acquired firearms later classified and registered as “assault weapons.”</w:t>
+        <w:t xml:space="preserve">30515 and the legislative history of AB 1135 and SB 880. (A.O.B. at pp. 39-⁠41.) Should Appellants prevail on their claim that DOJ cannot unilaterally require the registration of “bullet-button shotguns,” the rights of “bullet-button shotgun” owners, including some Appellants, will be directly affected, as they would not be limited by the restrictive use, transfer, and transportation restrictions that apply to lawfully acquired firearms later classified and registered as “assault weapons.”</w:t>
       </w:r>
     </w:p>
     <w:p>
@@ -12200,13 +12142,7 @@
         <w:pStyle w:val="BodyTextNote"/>
       </w:pPr>
       <w:r>
-        <w:t xml:space="preserve">Similarly, Appellants argue that, aside from exceeding subdivision (b)’s APA exemption, many definitions in the Challenged Provisions unlawfully alter the statutes they purportedly implement. (A.O.B. at pp. 41</w:t>
-      </w:r>
-      <w:r>
-        <w:noBreakHyphen/>
-      </w:r>
-      <w:r>
-        <w:t xml:space="preserve">42; see also</w:t>
+        <w:t xml:space="preserve">Similarly, Appellants argue that, aside from exceeding subdivision (b)’s APA exemption, many definitions in the Challenged Provisions unlawfully alter the statutes they purportedly implement. (A.O.B. at pp. 41-⁠42; see also</w:t>
       </w:r>
       <w:r>
         <w:t xml:space="preserve"> </w:t>
@@ -12273,13 +12209,7 @@
         <w:pStyle w:val="BodyText"/>
       </w:pPr>
       <w:r>
-        <w:t xml:space="preserve">Even if that were not the case, the Court should not allow DOJ to make a sham of the APA, as it has done with its adoption of section 5460. DOJ adopted the definitions in section 5471 under the APA exemption of subdivision (b), claiming they would be limited to application for registration only and not for criminal enforcement. (A.O.B. at pp. 22</w:t>
-      </w:r>
-      <w:r>
-        <w:noBreakHyphen/>
-      </w:r>
-      <w:r>
-        <w:t xml:space="preserve">23.) Of course, it would make no sense to have different definitions for the same terms. DOJ knew all along that it would be using those same definitions to apply to Penal</w:t>
+        <w:t xml:space="preserve">Even if that were not the case, the Court should not allow DOJ to make a sham of the APA, as it has done with its adoption of section 5460. DOJ adopted the definitions in section 5471 under the APA exemption of subdivision (b), claiming they would be limited to application for registration only and not for criminal enforcement. (A.O.B. at pp. 22-⁠23.) Of course, it would make no sense to have different definitions for the same terms. DOJ knew all along that it would be using those same definitions to apply to Penal</w:t>
       </w:r>
       <w:r>
         <w:t xml:space="preserve"> </w:t>
@@ -12793,13 +12723,7 @@
         <w:t xml:space="preserve"> </w:t>
       </w:r>
       <w:r>
-        <w:t xml:space="preserve">Code of Regulations title 11, section 5473, subdivision (b)⁠(1), which purports to relieve DOJ of liability for disclosing information collected under its registration scheme. (A.O.B. at pp. 44</w:t>
-      </w:r>
-      <w:r>
-        <w:noBreakHyphen/>
-      </w:r>
-      <w:r>
-        <w:t xml:space="preserve">45.) DOJ makes no argument that Appellants’ challenge to this particular provision is moot. That is likely because it cannot. This provision is an ongoing, indefinite condition of registration between DOJ and registrants. DOJ could disclose a registrant’s information at any time. So Appellants’ challenge to the compelled non-liability clause cannot be mooted by the closing of the registration window, even if the end of registration otherwise mooted Appellants’ claims, which it does not.</w:t>
+        <w:t xml:space="preserve">Code of Regulations title 11, section 5473, subdivision (b)⁠(1), which purports to relieve DOJ of liability for disclosing information collected under its registration scheme. (A.O.B. at pp. 44-⁠45.) DOJ makes no argument that Appellants’ challenge to this particular provision is moot. That is likely because it cannot. This provision is an ongoing, indefinite condition of registration between DOJ and registrants. DOJ could disclose a registrant’s information at any time. So Appellants’ challenge to the compelled non-liability clause cannot be mooted by the closing of the registration window, even if the end of registration otherwise mooted Appellants’ claims, which it does not.</w:t>
       </w:r>
     </w:p>
     <w:p>
@@ -13059,13 +12983,7 @@
         <w:pStyle w:val="BodyText"/>
       </w:pPr>
       <w:r>
-        <w:t xml:space="preserve">Finally, Appellants challenge California Code of Regulations, title 11, section 5477, which prohibits owners of “bullet-button firearms” from restoring the original magazine releases to their firearms after they have registered them as “assault weapons.” (A.O.B. at pp. 47</w:t>
-      </w:r>
-      <w:r>
-        <w:noBreakHyphen/>
-      </w:r>
-      <w:r>
-        <w:t xml:space="preserve">48, citing Code</w:t>
+        <w:t xml:space="preserve">Finally, Appellants challenge California Code of Regulations, title 11, section 5477, which prohibits owners of “bullet-button firearms” from restoring the original magazine releases to their firearms after they have registered them as “assault weapons.” (A.O.B. at pp. 47-⁠48, citing Code</w:t>
       </w:r>
       <w:r>
         <w:t xml:space="preserve"> </w:t>
@@ -13500,13 +13418,7 @@
         <w:t xml:space="preserve"> </w:t>
       </w:r>
       <w:r>
-        <w:t xml:space="preserve">(Fresno Cnty. Super. Ct., Apr. 2, 2015) No. 1-CE-CG</w:t>
-      </w:r>
-      <w:r>
-        <w:noBreakHyphen/>
-      </w:r>
-      <w:r>
-        <w:t xml:space="preserve">00029 [attached to Appellants’ Request for Judicial Notice as Exhibit B].) This resulted in the filing of a formal OAL complaint. (Ibid.) But DOJ enforced the underground rules anyway. (Ibid.) This conduct prompted Appellant CRPA and other individuals to sue. (Ibid.) DOJ subsequently adopted the very same rules as “emergency regulations” under the APA—even though the “emergency” was of its own making. (Ibid.) This is but one example of a long history of APA abuses by DOJ.</w:t>
+        <w:t xml:space="preserve">(Fresno Cnty. Super. Ct., Apr. 2, 2015) No. 1-CE-CG-⁠00029 [attached to Appellants’ Request for Judicial Notice as Exhibit B].) This resulted in the filing of a formal OAL complaint. (Ibid.) But DOJ enforced the underground rules anyway. (Ibid.) This conduct prompted Appellant CRPA and other individuals to sue. (Ibid.) DOJ subsequently adopted the very same rules as “emergency regulations” under the APA—even though the “emergency” was of its own making. (Ibid.) This is but one example of a long history of APA abuses by DOJ.</w:t>
       </w:r>
     </w:p>
     <w:p>
@@ -14044,13 +13956,7 @@
         <w:t xml:space="preserve"> </w:t>
       </w:r>
       <w:r>
-        <w:t xml:space="preserve">Civ. Proc., § 472c, subd. (b), italics added.) As DOJ itself points out, “[i]f a plaintiff chooses not to amend one cause of action but files an amended complaint containing the remaining causes of action or amended versions of the remaining causes of action, no waiver occurs and the plaintiff may challenge the intermediate ruling on the demurrer on an appeal from a subsequent judgment.” (Resp. Br. at pp. 26</w:t>
-      </w:r>
-      <w:r>
-        <w:noBreakHyphen/>
-      </w:r>
-      <w:r>
-        <w:t xml:space="preserve">27, quoting</w:t>
+        <w:t xml:space="preserve">Civ. Proc., § 472c, subd. (b), italics added.) As DOJ itself points out, “[i]f a plaintiff chooses not to amend one cause of action but files an amended complaint containing the remaining causes of action or amended versions of the remaining causes of action, no waiver occurs and the plaintiff may challenge the intermediate ruling on the demurrer on an appeal from a subsequent judgment.” (Resp. Br. at pp. 26-⁠27, quoting</w:t>
       </w:r>
       <w:r>
         <w:t xml:space="preserve"> </w:t>
@@ -14162,13 +14068,7 @@
         <w:t xml:space="preserve"> </w:t>
       </w:r>
       <w:r>
-        <w:t xml:space="preserve">(1993) 13 Cal.App.4th 1177, 1179</w:t>
-      </w:r>
-      <w:r>
-        <w:noBreakHyphen/>
-      </w:r>
-      <w:r>
-        <w:t xml:space="preserve">80 [explaining that the purpose of amending California Rules of Court rule 13 was “to encourage appellants not to file appeals prematurely and to conserve judicial resources”].) Yet, that is exactly what would be encouraged by barring Appellants from raising that procedural issue now.</w:t>
+        <w:t xml:space="preserve">(1993) 13 Cal.App.4th 1177, 1179-⁠80 [explaining that the purpose of amending California Rules of Court rule 13 was “to encourage appellants not to file appeals prematurely and to conserve judicial resources”].) Yet, that is exactly what would be encouraged by barring Appellants from raising that procedural issue now.</w:t>
       </w:r>
     </w:p>
     <w:p>
@@ -14538,13 +14438,7 @@
         <w:pStyle w:val="BodyTextNote"/>
       </w:pPr>
       <w:r>
-        <w:t xml:space="preserve">DOJ first seeks to shield the Challenged Regulations from a declaratory relief action by labeling its decision to circumvent the APA when adopting them as an “administrative decision.” (Resp. Br. at pp. 28</w:t>
-      </w:r>
-      <w:r>
-        <w:noBreakHyphen/>
-      </w:r>
-      <w:r>
-        <w:t xml:space="preserve">31.) While it is correct that an “administrative decision” can be challenged only in a writ preceding (Resp. Br. at p. 28), DOJ provides no authority for its conclusion that what Appellants challenge here is one. DOJ cites examples of administrative decisions that courts have held must be challenged in a writ proceeding.</w:t>
+        <w:t xml:space="preserve">DOJ first seeks to shield the Challenged Regulations from a declaratory relief action by labeling its decision to circumvent the APA when adopting them as an “administrative decision.” (Resp. Br. at pp. 28-⁠31.) While it is correct that an “administrative decision” can be challenged only in a writ preceding (Resp. Br. at p. 28), DOJ provides no authority for its conclusion that what Appellants challenge here is one. DOJ cites examples of administrative decisions that courts have held must be challenged in a writ proceeding.</w:t>
       </w:r>
       <w:r>
         <w:rPr>
@@ -14627,13 +14521,7 @@
         <w:t xml:space="preserve"> </w:t>
       </w:r>
       <w:r>
-        <w:t xml:space="preserve">(1955) 123 Cal.App.2d 49, 52</w:t>
-      </w:r>
-      <w:r>
-        <w:noBreakHyphen/>
-      </w:r>
-      <w:r>
-        <w:t xml:space="preserve">54 (</w:t>
+        <w:t xml:space="preserve">(1955) 123 Cal.App.2d 49, 52-⁠54 (</w:t>
       </w:r>
       <w:r>
         <w:rPr>
@@ -15051,13 +14939,7 @@
         <w:t xml:space="preserve"> </w:t>
       </w:r>
       <w:r>
-        <w:t xml:space="preserve">Code section 11350 applies only to challenges to regulations adopted in compliance with the APA. (Resp. Br. at pp. 29</w:t>
-      </w:r>
-      <w:r>
-        <w:noBreakHyphen/>
-      </w:r>
-      <w:r>
-        <w:t xml:space="preserve">30.) But it provides no authority for that position. That is because the statute is clearly not so limited. Under section 11350, an interested person has the right to “obtain a judicial declaration as to the validity of any rule, regulation, order or standard of general application adopted by any State agency to implement, interpret or make specific, any law enforced or administered by it or to govern its procedure.” (</w:t>
+        <w:t xml:space="preserve">Code section 11350 applies only to challenges to regulations adopted in compliance with the APA. (Resp. Br. at pp. 29-⁠30.) But it provides no authority for that position. That is because the statute is clearly not so limited. Under section 11350, an interested person has the right to “obtain a judicial declaration as to the validity of any rule, regulation, order or standard of general application adopted by any State agency to implement, interpret or make specific, any law enforced or administered by it or to govern its procedure.” (</w:t>
       </w:r>
       <w:r>
         <w:rPr>
@@ -15322,19 +15204,7 @@
         <w:t xml:space="preserve">of Civil Procedure sections 526 and 1060</w:t>
       </w:r>
       <w:r>
-        <w:t xml:space="preserve">. (J.A. IV 1476</w:t>
-      </w:r>
-      <w:r>
-        <w:noBreakHyphen/>
-      </w:r>
-      <w:r>
-        <w:t xml:space="preserve">1529.) DOJ’s arguments for why section 11350 does not apply here makes no sense to the declaratory relief Appellants seek under those provisions. Recall that Appellants challenge DOJ’s regulations not only because DOJ adopted them without adhering to the APA, but also because they unlawfully alter existing statutes. (A.O.B. at pp. 38</w:t>
-      </w:r>
-      <w:r>
-        <w:noBreakHyphen/>
-      </w:r>
-      <w:r>
-        <w:t xml:space="preserve">48.) So even if this Court accepts that Appellants’ claims against the Challenged Regulations for not adhering to the APA were challenges to DOJ’s administrative decisions, or that section 11350 does not apply to regulations adopted under an APA exemption, those holdings would be irrelevant to Appellants’ additional claims that the Challenged Regulations unlawfully alter existing statutes. “Where, as here, a party challenges a regulation on the ground that it is in conflict with the governing statute or exceeds the lawmaking authority delegated by the Legislature, the issue of statutory construction is a question of law on which a court exercises independent judgment.” (</w:t>
+        <w:t xml:space="preserve">. (J.A. IV 1476-⁠1529.) DOJ’s arguments for why section 11350 does not apply here makes no sense to the declaratory relief Appellants seek under those provisions. Recall that Appellants challenge DOJ’s regulations not only because DOJ adopted them without adhering to the APA, but also because they unlawfully alter existing statutes. (A.O.B. at pp. 38-⁠48.) So even if this Court accepts that Appellants’ claims against the Challenged Regulations for not adhering to the APA were challenges to DOJ’s administrative decisions, or that section 11350 does not apply to regulations adopted under an APA exemption, those holdings would be irrelevant to Appellants’ additional claims that the Challenged Regulations unlawfully alter existing statutes. “Where, as here, a party challenges a regulation on the ground that it is in conflict with the governing statute or exceeds the lawmaking authority delegated by the Legislature, the issue of statutory construction is a question of law on which a court exercises independent judgment.” (</w:t>
       </w:r>
       <w:r>
         <w:rPr>
@@ -15751,19 +15621,7 @@
         <w:t xml:space="preserve">supra</w:t>
       </w:r>
       <w:r>
-        <w:t xml:space="preserve">, 233 Cal.App.4th at pp. 1298</w:t>
-      </w:r>
-      <w:r>
-        <w:noBreakHyphen/>
-      </w:r>
-      <w:r>
-        <w:t xml:space="preserve">1299, 1307</w:t>
-      </w:r>
-      <w:r>
-        <w:noBreakHyphen/>
-      </w:r>
-      <w:r>
-        <w:t xml:space="preserve">1308.) But, like the trial court, DOJ cites zero authority for the proposition that agencies have that same sort of leeway in adopting regulations when bypassing the APA as they have when complying with it; despite being invited to do so by Appellants. (A.O.B. at p. 34, fn. 10.) That is because the case law is unequivocal that no such deference is due when there is a question about whether the agency needed to comply with APA procedures in the first place. If there is any doubt over the APA’s application, courts must give deference not to the agency’s claim of exemption, but to application of the APA procedures. (</w:t>
+        <w:t xml:space="preserve">, 233 Cal.App.4th at pp. 1298-⁠1299, 1307-⁠1308.) But, like the trial court, DOJ cites zero authority for the proposition that agencies have that same sort of leeway in adopting regulations when bypassing the APA as they have when complying with it; despite being invited to do so by Appellants. (A.O.B. at p. 34, fn. 10.) That is because the case law is unequivocal that no such deference is due when there is a question about whether the agency needed to comply with APA procedures in the first place. If there is any doubt over the APA’s application, courts must give deference not to the agency’s claim of exemption, but to application of the APA procedures. (</w:t>
       </w:r>
       <w:r>
         <w:rPr>
@@ -15814,19 +15672,7 @@
         <w:t xml:space="preserve"> </w:t>
       </w:r>
       <w:r>
-        <w:t xml:space="preserve">Code section 30520, subdivision (c), precludes DOJ’s reading of subdivision (b). (A.O.B. at pp. 23, 37.) As a reminder, that provision confers on DOJ the authority “to adopt those rules and regulations that may be necessary or proper to carry out the purposes and intent of [the AWCA].” (Pen. Code, § 30520, subd. (c).) It predates the adoption of SB 880 and AB 1135, and neither bill altered it. Because its grant of regulatory authority contains no APA exemption, DOJ must generally adhere to the APA when promulgating regulations implementing the AWCA. So subdivision (b) cannot apply to just any regulation furthering the broader purposes of the AWCA, as DOJ suggests and as the trial court held. (Resp. Br. at pp. 32</w:t>
-      </w:r>
-      <w:r>
-        <w:noBreakHyphen/>
-      </w:r>
-      <w:r>
-        <w:t xml:space="preserve">37; J.A. V 1933</w:t>
-      </w:r>
-      <w:r>
-        <w:noBreakHyphen/>
-      </w:r>
-      <w:r>
-        <w:t xml:space="preserve">1944.) Subdivision (b) must be (and expressly is) limited to implementing the registration process for “bullet-button assault weapons.” (Pen.</w:t>
+        <w:t xml:space="preserve">Code section 30520, subdivision (c), precludes DOJ’s reading of subdivision (b). (A.O.B. at pp. 23, 37.) As a reminder, that provision confers on DOJ the authority “to adopt those rules and regulations that may be necessary or proper to carry out the purposes and intent of [the AWCA].” (Pen. Code, § 30520, subd. (c).) It predates the adoption of SB 880 and AB 1135, and neither bill altered it. Because its grant of regulatory authority contains no APA exemption, DOJ must generally adhere to the APA when promulgating regulations implementing the AWCA. So subdivision (b) cannot apply to just any regulation furthering the broader purposes of the AWCA, as DOJ suggests and as the trial court held. (Resp. Br. at pp. 32-⁠37; J.A. V 1933-⁠1944.) Subdivision (b) must be (and expressly is) limited to implementing the registration process for “bullet-button assault weapons.” (Pen.</w:t>
       </w:r>
       <w:r>
         <w:t xml:space="preserve"> </w:t>
@@ -15892,13 +15738,7 @@
         <w:t xml:space="preserve"> </w:t>
       </w:r>
       <w:r>
-        <w:t xml:space="preserve">(1955) 348 U.S. 528, 538</w:t>
-      </w:r>
-      <w:r>
-        <w:noBreakHyphen/>
-      </w:r>
-      <w:r>
-        <w:t xml:space="preserve">539.) DOJ is therefore not entitled to any deference on its interpretation of Subdivision (b)’s APA exemption.</w:t>
+        <w:t xml:space="preserve">(1955) 348 U.S. 528, 538-⁠539.) DOJ is therefore not entitled to any deference on its interpretation of Subdivision (b)’s APA exemption.</w:t>
       </w:r>
     </w:p>
     <w:p>
@@ -16508,19 +16348,7 @@
         <w:t xml:space="preserve"> </w:t>
       </w:r>
       <w:r>
-        <w:t xml:space="preserve">5460), which was adopted in compliance with the APA. (Resp. Br. at pp. 37</w:t>
-      </w:r>
-      <w:r>
-        <w:noBreakHyphen/>
-      </w:r>
-      <w:r>
-        <w:t xml:space="preserve">38.) But DOJ does not dispute that the regulation to which it originally “moved” these definitions implemented a different statute from which those regulations previously applied. (Resp. Br. at pp. 37</w:t>
-      </w:r>
-      <w:r>
-        <w:noBreakHyphen/>
-      </w:r>
-      <w:r>
-        <w:t xml:space="preserve">38.) In doing so, DOJ admits that it repealed, without adhering to the APA, the definitions as they had originally been adopted for application to section</w:t>
+        <w:t xml:space="preserve">5460), which was adopted in compliance with the APA. (Resp. Br. at pp. 37-⁠38.) But DOJ does not dispute that the regulation to which it originally “moved” these definitions implemented a different statute from which those regulations previously applied. (Resp. Br. at pp. 37-⁠38.) In doing so, DOJ admits that it repealed, without adhering to the APA, the definitions as they had originally been adopted for application to section</w:t>
       </w:r>
       <w:r>
         <w:t xml:space="preserve"> </w:t>
@@ -17000,13 +16828,7 @@
         <w:pStyle w:val="BodyText"/>
       </w:pPr>
       <w:r>
-        <w:t xml:space="preserve">Despite previously conceding in two separate briefs in the trial court that “bullet-button shotguns” do not meet the definition of an “assault weapon” (J.A. I 26 [“This is so even though bullet-button shotguns are not statutorily defined as assault weapons”]; J.A. III 1169 [“It does not matter that bullet-button shotguns are not defined as assault weapons by statute”]), DOJ later did an about face, adopting the argument it now presents to this Court that such firearms are “assault weapons.” (Resp. Br. at pp. 40</w:t>
-      </w:r>
-      <w:r>
-        <w:noBreakHyphen/>
-      </w:r>
-      <w:r>
-        <w:t xml:space="preserve">43.) DOJ was right the first two times.</w:t>
+        <w:t xml:space="preserve">Despite previously conceding in two separate briefs in the trial court that “bullet-button shotguns” do not meet the definition of an “assault weapon” (J.A. I 26 [“This is so even though bullet-button shotguns are not statutorily defined as assault weapons”]; J.A. III 1169 [“It does not matter that bullet-button shotguns are not defined as assault weapons by statute”]), DOJ later did an about face, adopting the argument it now presents to this Court that such firearms are “assault weapons.” (Resp. Br. at pp. 40-⁠43.) DOJ was right the first two times.</w:t>
       </w:r>
     </w:p>
     <w:p>
@@ -17040,13 +16862,7 @@
         <w:pStyle w:val="BodyText"/>
       </w:pPr>
       <w:r>
-        <w:t xml:space="preserve">DOJ does not dispute that the text of the definition for an “assault weapon” as applied to certain shotguns has remained unchanged in the Penal Code since 2000, even with the enactment of SB 880 and AB 1135. In fact, it expressly admits it. (Resp. Br. at p. 42.) Nor does it dispute that such shotguns were never before considered “assault weapons.” Instead, it argues that because the Legislature did not define “ability to accept a detachable magazine,” DOJ was not only authorized to clarify that term, but to do so without adhering to the APA. (Resp. Br. at pp. 40</w:t>
-      </w:r>
-      <w:r>
-        <w:noBreakHyphen/>
-      </w:r>
-      <w:r>
-        <w:t xml:space="preserve">42.)</w:t>
+        <w:t xml:space="preserve">DOJ does not dispute that the text of the definition for an “assault weapon” as applied to certain shotguns has remained unchanged in the Penal Code since 2000, even with the enactment of SB 880 and AB 1135. In fact, it expressly admits it. (Resp. Br. at p. 42.) Nor does it dispute that such shotguns were never before considered “assault weapons.” Instead, it argues that because the Legislature did not define “ability to accept a detachable magazine,” DOJ was not only authorized to clarify that term, but to do so without adhering to the APA. (Resp. Br. at pp. 40-⁠42.)</w:t>
       </w:r>
     </w:p>
     <w:p>
@@ -17597,13 +17413,7 @@
         <w:t xml:space="preserve"> </w:t>
       </w:r>
       <w:r>
-        <w:t xml:space="preserve">Code, § 30900, subd. (b)⁠(1).) In doing so, the Legislature limited its application to “assault weapons” as defined in that other statute. It was not inviting DOJ to construe subdivision (b)⁠(1) as applying to other non-“assault weapon” firearms. DOJ’s reading erroneously construes the word “including” to mean “in addition to” those expressly identified weapons. (Resp. Br. at pp. 39</w:t>
-      </w:r>
-      <w:r>
-        <w:noBreakHyphen/>
-      </w:r>
-      <w:r>
-        <w:t xml:space="preserve">40.) But “including” in this context modifies the phrase “assault weapon that does not have a fixed magazine.” (Pen.</w:t>
+        <w:t xml:space="preserve">Code, § 30900, subd. (b)⁠(1).) In doing so, the Legislature limited its application to “assault weapons” as defined in that other statute. It was not inviting DOJ to construe subdivision (b)⁠(1) as applying to other non-“assault weapon” firearms. DOJ’s reading erroneously construes the word “including” to mean “in addition to” those expressly identified weapons. (Resp. Br. at pp. 39-⁠40.) But “including” in this context modifies the phrase “assault weapon that does not have a fixed magazine.” (Pen.</w:t>
       </w:r>
       <w:r>
         <w:t xml:space="preserve"> </w:t>
@@ -17643,25 +17453,13 @@
         <w:t xml:space="preserve"> </w:t>
       </w:r>
       <w:r>
-        <w:t xml:space="preserve">No. 880 (2015</w:t>
-      </w:r>
-      <w:r>
-        <w:noBreakHyphen/>
-      </w:r>
-      <w:r>
-        <w:t xml:space="preserve">2016 Reg. Sess.); Assem.</w:t>
-      </w:r>
-      <w:r>
-        <w:t xml:space="preserve"> </w:t>
-      </w:r>
-      <w:r>
-        <w:t xml:space="preserve">Bill No. 1135 (2015</w:t>
-      </w:r>
-      <w:r>
-        <w:noBreakHyphen/>
-      </w:r>
-      <w:r>
-        <w:t xml:space="preserve">2016 Reg. Sess.).) Those bills also amended section 30515 and created section</w:t>
+        <w:t xml:space="preserve">No. 880 (2015-⁠2016 Reg. Sess.); Assem.</w:t>
+      </w:r>
+      <w:r>
+        <w:t xml:space="preserve"> </w:t>
+      </w:r>
+      <w:r>
+        <w:t xml:space="preserve">Bill No. 1135 (2015-⁠2016 Reg. Sess.).) Those bills also amended section 30515 and created section</w:t>
       </w:r>
       <w:r>
         <w:t xml:space="preserve"> </w:t>
@@ -17673,25 +17471,13 @@
         <w:t xml:space="preserve"> </w:t>
       </w:r>
       <w:r>
-        <w:t xml:space="preserve">No. 880 (2015</w:t>
-      </w:r>
-      <w:r>
-        <w:noBreakHyphen/>
-      </w:r>
-      <w:r>
-        <w:t xml:space="preserve">2016 Reg. Sess.) §§ 1-⁠2; Assem.</w:t>
-      </w:r>
-      <w:r>
-        <w:t xml:space="preserve"> </w:t>
-      </w:r>
-      <w:r>
-        <w:t xml:space="preserve">Bill No. 1135 (2015</w:t>
-      </w:r>
-      <w:r>
-        <w:noBreakHyphen/>
-      </w:r>
-      <w:r>
-        <w:t xml:space="preserve">2016 Reg. Sess.) §§ 1-⁠2.) Section 30515 exclusively concerns definitions for “assault weapons.” The provisions of section 30680 apply exclusively to “assault weapons.” Section 30900, which contains subdivision (b), is part of Article 5, titled “Registration of Assault Weapons and .50 BMG Rifles and Related Rules.” And all three statutes appear in Chapter 2, titled “Assault Weapons and .50 BMG Rifles.” Moreover, SB 880’s Assembly Floor Analysis states that the bill:</w:t>
+        <w:t xml:space="preserve">No. 880 (2015-⁠2016 Reg. Sess.) §§ 1-⁠2; Assem.</w:t>
+      </w:r>
+      <w:r>
+        <w:t xml:space="preserve"> </w:t>
+      </w:r>
+      <w:r>
+        <w:t xml:space="preserve">Bill No. 1135 (2015-⁠2016 Reg. Sess.) §§ 1-⁠2.) Section 30515 exclusively concerns definitions for “assault weapons.” The provisions of section 30680 apply exclusively to “assault weapons.” Section 30900, which contains subdivision (b), is part of Article 5, titled “Registration of Assault Weapons and .50 BMG Rifles and Related Rules.” And all three statutes appear in Chapter 2, titled “Assault Weapons and .50 BMG Rifles.” Moreover, SB 880’s Assembly Floor Analysis states that the bill:</w:t>
       </w:r>
     </w:p>
     <w:p>
@@ -17713,13 +17499,7 @@
         <w:pStyle w:val="BodyText"/>
       </w:pPr>
       <w:r>
-        <w:t xml:space="preserve">(Sen. Rules Com., Off. of Sen. Floor Analyses, 3d reading analysis of Sen. Bill No. 880 (2015</w:t>
-      </w:r>
-      <w:r>
-        <w:noBreakHyphen/>
-      </w:r>
-      <w:r>
-        <w:t xml:space="preserve">2016 Reg. Sess.) as amended, May 17, 2016, p. 1.)</w:t>
+        <w:t xml:space="preserve">(Sen. Rules Com., Off. of Sen. Floor Analyses, 3d reading analysis of Sen. Bill No. 880 (2015-⁠2016 Reg. Sess.) as amended, May 17, 2016, p. 1.)</w:t>
       </w:r>
     </w:p>
     <w:p>
@@ -18431,13 +18211,7 @@
         <w:t xml:space="preserve"> </w:t>
       </w:r>
       <w:r>
-        <w:t xml:space="preserve">Code section 29180, subdivision (c)’s deadline for the requirement that owners of firearms lacking a serial number to serialize them. DOJ raises two arguments in defense of these provisions to Appellants’ challenge: (1) that the dispute is now moot; and (2) they are necessary for the “assault weapon” registration process. (Resp. Br. at pp. 47</w:t>
-      </w:r>
-      <w:r>
-        <w:noBreakHyphen/>
-      </w:r>
-      <w:r>
-        <w:t xml:space="preserve">48.) DOJ is wrong on both scores.</w:t>
+        <w:t xml:space="preserve">Code section 29180, subdivision (c)’s deadline for the requirement that owners of firearms lacking a serial number to serialize them. DOJ raises two arguments in defense of these provisions to Appellants’ challenge: (1) that the dispute is now moot; and (2) they are necessary for the “assault weapon” registration process. (Resp. Br. at pp. 47-⁠48.) DOJ is wrong on both scores.</w:t>
       </w:r>
       <w:r>
         <w:rPr>
@@ -18495,13 +18269,7 @@
         <w:t xml:space="preserve"> </w:t>
       </w:r>
       <w:r>
-        <w:t xml:space="preserve">(1968) 69 Cal.2d 172, 182</w:t>
-      </w:r>
-      <w:r>
-        <w:noBreakHyphen/>
-      </w:r>
-      <w:r>
-        <w:t xml:space="preserve">183 (</w:t>
+        <w:t xml:space="preserve">(1968) 69 Cal.2d 172, 182-⁠183 (</w:t>
       </w:r>
       <w:r>
         <w:rPr>
@@ -18511,13 +18279,7 @@
         <w:t xml:space="preserve">Ralphs</w:t>
       </w:r>
       <w:r>
-        <w:t xml:space="preserve">), DOJ argues that its authority to promulgate regulations here is not limited by authority given in other statutes. (Resp. Br. at pp. 48</w:t>
-      </w:r>
-      <w:r>
-        <w:noBreakHyphen/>
-      </w:r>
-      <w:r>
-        <w:t xml:space="preserve">49.) But, in</w:t>
+        <w:t xml:space="preserve">), DOJ argues that its authority to promulgate regulations here is not limited by authority given in other statutes. (Resp. Br. at pp. 48-⁠49.) But, in</w:t>
       </w:r>
       <w:r>
         <w:t xml:space="preserve"> </w:t>
@@ -18553,13 +18315,7 @@
         <w:t xml:space="preserve">supra</w:t>
       </w:r>
       <w:r>
-        <w:t xml:space="preserve">, 69 Cal.2d at pp. 182</w:t>
-      </w:r>
-      <w:r>
-        <w:noBreakHyphen/>
-      </w:r>
-      <w:r>
-        <w:t xml:space="preserve">183.) In short, the plaintiffs relied on statutes governing entirely different products. (</w:t>
+        <w:t xml:space="preserve">, 69 Cal.2d at pp. 182-⁠183.) In short, the plaintiffs relied on statutes governing entirely different products. (</w:t>
       </w:r>
       <w:r>
         <w:rPr>
@@ -19839,25 +19595,7 @@
         <w:t xml:space="preserve"> </w:t>
       </w:r>
       <w:r>
-        <w:t xml:space="preserve">Code of Regulations, title 11, section 5477 states that “[t]he release mechanism for an ammunition feeding device on an assault weapon registered pursuant to Penal Code section 30900, subdivision (b)⁠(1) shall not be changed after the assault weapon is registered.” DOJ describes the regulation as “prohibiting post-registration modification” of already registered firearms. (Resp. Br. at p. 52.) However, DOJ also repeatedly concedes that its APA exemption is limited to implementing the “registration process” under section 3900, subdivision (b). (Resp. Br. at pp.15, 19</w:t>
-      </w:r>
-      <w:r>
-        <w:noBreakHyphen/>
-      </w:r>
-      <w:r>
-        <w:t xml:space="preserve">22, 29, 32</w:t>
-      </w:r>
-      <w:r>
-        <w:noBreakHyphen/>
-      </w:r>
-      <w:r>
-        <w:t xml:space="preserve">38, 44</w:t>
-      </w:r>
-      <w:r>
-        <w:noBreakHyphen/>
-      </w:r>
-      <w:r>
-        <w:t xml:space="preserve">53.) Because section 5477 regulates purely post-registration activity, it has nothing to do with the registration process and does not qualify for subdivision (b)’s APA exemption.</w:t>
+        <w:t xml:space="preserve">Code of Regulations, title 11, section 5477 states that “[t]he release mechanism for an ammunition feeding device on an assault weapon registered pursuant to Penal Code section 30900, subdivision (b)⁠(1) shall not be changed after the assault weapon is registered.” DOJ describes the regulation as “prohibiting post-registration modification” of already registered firearms. (Resp. Br. at p. 52.) However, DOJ also repeatedly concedes that its APA exemption is limited to implementing the “registration process” under section 3900, subdivision (b). (Resp. Br. at pp.15, 19-⁠22, 29, 32-⁠38, 44-⁠53.) Because section 5477 regulates purely post-registration activity, it has nothing to do with the registration process and does not qualify for subdivision (b)’s APA exemption.</w:t>
       </w:r>
     </w:p>
     <w:p>
@@ -19865,13 +19603,7 @@
         <w:pStyle w:val="BodyText"/>
       </w:pPr>
       <w:r>
-        <w:t xml:space="preserve">Yet DOJ argues that it has the authority to adopt a regulation under subdivision (b) that has no effect until after registration has taken place and continues in effect indefinitely. According to the DOJ, this is necessary to avoid abuse of the registration process. (Resp. Br. at pp. 52</w:t>
-      </w:r>
-      <w:r>
-        <w:noBreakHyphen/>
-      </w:r>
-      <w:r>
-        <w:t xml:space="preserve">53.) But that is beyond its mandate provided by subdivision (b). At least there is a reasonable doubt about whether it is. And that is fatal to DOJ’s argument because “any doubt as to the applicability of the APA’s requirements should be resolved in favor of the APA.” (</w:t>
+        <w:t xml:space="preserve">Yet DOJ argues that it has the authority to adopt a regulation under subdivision (b) that has no effect until after registration has taken place and continues in effect indefinitely. According to the DOJ, this is necessary to avoid abuse of the registration process. (Resp. Br. at pp. 52-⁠53.) But that is beyond its mandate provided by subdivision (b). At least there is a reasonable doubt about whether it is. And that is fatal to DOJ’s argument because “any doubt as to the applicability of the APA’s requirements should be resolved in favor of the APA.” (</w:t>
       </w:r>
       <w:r>
         <w:rPr>
@@ -19936,13 +19668,7 @@
         <w:pStyle w:val="BodyText"/>
       </w:pPr>
       <w:r>
-        <w:t xml:space="preserve">DOJ also argues that the Legislature could not have intended to allow removal of “bullet buttons” post-registration. (Resp. Br. at pp. 52</w:t>
-      </w:r>
-      <w:r>
-        <w:noBreakHyphen/>
-      </w:r>
-      <w:r>
-        <w:t xml:space="preserve">53.) But that is a huge assumption. One DOJ is not entitled to make. Because Appellants have raised a reasonable dispute about its interpretation, as explained above, DOJ cannot unilaterally decide the issue, absent at minimum a properly adopted regulation, which section 5477 is not.</w:t>
+        <w:t xml:space="preserve">DOJ also argues that the Legislature could not have intended to allow removal of “bullet buttons” post-registration. (Resp. Br. at pp. 52-⁠53.) But that is a huge assumption. One DOJ is not entitled to make. Because Appellants have raised a reasonable dispute about its interpretation, as explained above, DOJ cannot unilaterally decide the issue, absent at minimum a properly adopted regulation, which section 5477 is not.</w:t>
       </w:r>
     </w:p>
     <w:p>
@@ -22282,13 +22008,7 @@
         <w:t xml:space="preserve"> </w:t>
       </w:r>
       <w:r>
-        <w:t xml:space="preserve">See Resp. Br. at pp. 28</w:t>
-      </w:r>
-      <w:r>
-        <w:noBreakHyphen/>
-      </w:r>
-      <w:r>
-        <w:t xml:space="preserve">29, citing</w:t>
+        <w:t xml:space="preserve">See Resp. Br. at pp. 28-⁠29, citing</w:t>
       </w:r>
       <w:r>
         <w:t xml:space="preserve"> </w:t>
@@ -22447,19 +22167,7 @@
         <w:t xml:space="preserve"> </w:t>
       </w:r>
       <w:r>
-        <w:t xml:space="preserve">DOJ also argues in a footnote that Appellants lack standing to challenge this particular regulation because none of them have alleged to possess such a weapon. (Resp. Br. at p. 48, fn 17.) But, as Appellants allege, they bring this challenge because DOJ deprived them of their statutory rights under the APA to weigh in on the creation of these regulations. (J.A. IV 1479</w:t>
-      </w:r>
-      <w:r>
-        <w:noBreakHyphen/>
-      </w:r>
-      <w:r>
-        <w:t xml:space="preserve">1482.) It is not required that they be uniquely affected by a regulation to vindicate their rights under the APA. DOJ cites no authority to the contrary. In any event, Appellant CRPA brings this action on behalf of its thousands of members who are uniquely affected by each of the Challenged Regulations. (J.A. IV 1478</w:t>
-      </w:r>
-      <w:r>
-        <w:noBreakHyphen/>
-      </w:r>
-      <w:r>
-        <w:t xml:space="preserve">1482.)</w:t>
+        <w:t xml:space="preserve">DOJ also argues in a footnote that Appellants lack standing to challenge this particular regulation because none of them have alleged to possess such a weapon. (Resp. Br. at p. 48, fn 17.) But, as Appellants allege, they bring this challenge because DOJ deprived them of their statutory rights under the APA to weigh in on the creation of these regulations. (J.A. IV 1479-⁠1482.) It is not required that they be uniquely affected by a regulation to vindicate their rights under the APA. DOJ cites no authority to the contrary. In any event, Appellant CRPA brings this action on behalf of its thousands of members who are uniquely affected by each of the Challenged Regulations. (J.A. IV 1478-⁠1482.)</w:t>
       </w:r>
     </w:p>
   </w:footnote>
@@ -23221,7 +22929,7 @@
     <w:qFormat/>
     <w:pPr>
       <w:keepLines/>
-      <w:spacing w:before="0" w:after="130" w:line="338" w:lineRule="exact"/>
+      <w:spacing w:before="65" w:after="130" w:line="338" w:lineRule="exact"/>
     </w:pPr>
     <w:rPr>
       <w:sz w:val="26"/>

--- a/courts/ninth-circuit/california/state/court-of-appeal-fifth-district/reply-brief/usage/OUTPUT-reply-brief.docx
+++ b/courts/ninth-circuit/california/state/court-of-appeal-fifth-district/reply-brief/usage/OUTPUT-reply-brief.docx
@@ -4555,7 +4555,7 @@
         <w:tab/>
       </w:r>
       <w:r>
-        <w:t xml:space="preserve">18</w:t>
+        <w:t xml:space="preserve">17</w:t>
       </w:r>
     </w:p>
     <w:p>
@@ -7073,7 +7073,7 @@
         <w:tab/>
       </w:r>
       <w:r>
-        <w:t xml:space="preserve">24</w:t>
+        <w:t xml:space="preserve">23</w:t>
       </w:r>
     </w:p>
     <w:p>
